--- a/AI伪造图像识别论文_终稿_改写2.docx
+++ b/AI伪造图像识别论文_终稿_改写2.docx
@@ -222,6 +222,15 @@
     <w:p>
       <w:pPr>
         <w:jc w:val="center"/>
+        <w:rPr>
+          <w:rFonts w:ascii="宋体" w:hAnsi="宋体" w:hint="eastAsia"/>
+          <w:b/>
+          <w:bCs/>
+          <w:sz w:val="36"/>
+          <w:szCs w:val="36"/>
+        </w:rPr>
+      </w:pPr>
+      <w:r>
         <w:rPr>
           <w:rFonts w:ascii="宋体" w:hAnsi="宋体"/>
           <w:b/>
@@ -229,15 +238,6 @@
           <w:sz w:val="36"/>
           <w:szCs w:val="36"/>
         </w:rPr>
-      </w:pPr>
-      <w:r>
-        <w:rPr>
-          <w:rFonts w:ascii="宋体" w:hAnsi="宋体"/>
-          <w:b/>
-          <w:bCs/>
-          <w:sz w:val="36"/>
-          <w:szCs w:val="36"/>
-        </w:rPr>
         <w:t>面向泛化检测的AI伪造图像多模型识别研究</w:t>
       </w:r>
     </w:p>
@@ -412,13 +412,7 @@
         <w:t>伪造图像识别中的泛化检测、判别校准和视觉语义协同研究提供参考。</w:t>
       </w:r>
     </w:p>
-    <w:p>
-      <w:pPr>
-        <w:rPr>
-          <w:rFonts w:hint="eastAsia"/>
-        </w:rPr>
-      </w:pPr>
-    </w:p>
+    <w:p/>
     <w:p>
       <w:pPr>
         <w:ind w:firstLine="0"/>
@@ -604,9 +598,6 @@
         <w:instrText xml:space="preserve"> TOC \o "1-3" \h \z \u </w:instrText>
       </w:r>
       <w:r>
-        <w:rPr>
-          <w:rFonts w:hint="eastAsia"/>
-        </w:rPr>
         <w:fldChar w:fldCharType="separate"/>
       </w:r>
       <w:hyperlink w:anchor="_Toc228600264" w:history="1">
@@ -6493,15 +6484,7 @@
             <w:rFonts w:hint="eastAsia"/>
             <w:noProof/>
           </w:rPr>
-          <w:t>致</w:t>
-        </w:r>
-        <w:r>
-          <w:rPr>
-            <w:rStyle w:val="a9"/>
-            <w:rFonts w:hint="eastAsia"/>
-            <w:noProof/>
-          </w:rPr>
-          <w:t>谢</w:t>
+          <w:t>致谢</w:t>
         </w:r>
         <w:r>
           <w:rPr>
@@ -6575,11 +6558,6 @@
       </w:hyperlink>
     </w:p>
     <w:p>
-      <w:pPr>
-        <w:rPr>
-          <w:rFonts w:hint="eastAsia"/>
-        </w:rPr>
-      </w:pPr>
       <w:r>
         <w:rPr>
           <w:b/>
@@ -7609,6 +7587,7 @@
     </w:p>
     <w:p>
       <w:pPr>
+        <w:ind w:firstLine="0"/>
         <w:jc w:val="center"/>
       </w:pPr>
       <w:r>
@@ -7635,7 +7614,7 @@
             <v:path o:extrusionok="f" gradientshapeok="t" o:connecttype="rect"/>
             <o:lock v:ext="edit" aspectratio="t"/>
           </v:shapetype>
-          <v:shape id="Picture 1" o:spid="_x0000_i1054" type="#_x0000_t75" style="width:410.7pt;height:205.35pt;visibility:visible;mso-wrap-style:square">
+          <v:shape id="Picture 1" o:spid="_x0000_i1025" type="#_x0000_t75" style="width:458.9pt;height:229.75pt;visibility:visible;mso-wrap-style:square">
             <v:imagedata r:id="rId8" o:title=""/>
           </v:shape>
         </w:pict>
@@ -8126,11 +8105,6 @@
       <w:bookmarkEnd w:id="26"/>
     </w:p>
     <w:p>
-      <w:pPr>
-        <w:rPr>
-          <w:rFonts w:hint="eastAsia"/>
-        </w:rPr>
-      </w:pPr>
       <w:r>
         <w:t>本章提出了面向泛化检测的多模型协同分析方案。该方案不是重复介绍已有方法，而是围绕本文研究目标组织三条主线：多模型基线比较用于确定能力边界，</w:t>
       </w:r>
@@ -8917,11 +8891,6 @@
       </w:r>
     </w:p>
     <w:p>
-      <w:pPr>
-        <w:rPr>
-          <w:rFonts w:hint="eastAsia"/>
-        </w:rPr>
-      </w:pPr>
       <w:r>
         <w:t>进一步看，</w:t>
       </w:r>
@@ -9038,7 +9007,7 @@
       <w:pPr>
         <w:pStyle w:val="a3"/>
         <w:rPr>
-          <w:rFonts w:ascii="宋体" w:hAnsi="宋体"/>
+          <w:rFonts w:ascii="宋体" w:hAnsi="宋体" w:hint="eastAsia"/>
           <w:sz w:val="21"/>
         </w:rPr>
       </w:pPr>
@@ -9618,13 +9587,7 @@
         </w:tc>
       </w:tr>
     </w:tbl>
-    <w:p>
-      <w:pPr>
-        <w:rPr>
-          <w:rFonts w:hint="eastAsia"/>
-        </w:rPr>
-      </w:pPr>
-    </w:p>
+    <w:p/>
     <w:p>
       <w:pPr>
         <w:pStyle w:val="30"/>
@@ -9688,11 +9651,6 @@
       </w:r>
     </w:p>
     <w:p>
-      <w:pPr>
-        <w:rPr>
-          <w:rFonts w:hint="eastAsia"/>
-        </w:rPr>
-      </w:pPr>
       <w:r>
         <w:t>但是，这种优势不能直接外推到所有生成器和所有协议。</w:t>
       </w:r>
@@ -9739,7 +9697,7 @@
       <w:pPr>
         <w:pStyle w:val="a3"/>
         <w:rPr>
-          <w:rFonts w:ascii="宋体" w:hAnsi="宋体"/>
+          <w:rFonts w:ascii="宋体" w:hAnsi="宋体" w:hint="eastAsia"/>
           <w:sz w:val="21"/>
         </w:rPr>
       </w:pPr>
@@ -10163,13 +10121,7 @@
         </w:tc>
       </w:tr>
     </w:tbl>
-    <w:p>
-      <w:pPr>
-        <w:rPr>
-          <w:rFonts w:hint="eastAsia"/>
-        </w:rPr>
-      </w:pPr>
-    </w:p>
+    <w:p/>
     <w:p>
       <w:pPr>
         <w:pStyle w:val="30"/>
@@ -10350,7 +10302,7 @@
           <w:noProof/>
         </w:rPr>
         <w:pict w14:anchorId="1FC79395">
-          <v:shape id="Picture 4" o:spid="_x0000_i1053" type="#_x0000_t75" style="width:382.55pt;height:176.55pt;visibility:visible;mso-wrap-style:square">
+          <v:shape id="Picture 4" o:spid="_x0000_i1026" type="#_x0000_t75" style="width:382.55pt;height:176.55pt;visibility:visible;mso-wrap-style:square">
             <v:imagedata r:id="rId9" o:title=""/>
           </v:shape>
         </w:pict>
@@ -10400,7 +10352,7 @@
           <w:noProof/>
         </w:rPr>
         <w:pict w14:anchorId="2E5BD6F4">
-          <v:shape id="Picture 5" o:spid="_x0000_i1052" type="#_x0000_t75" style="width:382.55pt;height:208.5pt;visibility:visible;mso-wrap-style:square">
+          <v:shape id="Picture 5" o:spid="_x0000_i1027" type="#_x0000_t75" style="width:382.55pt;height:208.5pt;visibility:visible;mso-wrap-style:square">
             <v:imagedata r:id="rId10" o:title=""/>
           </v:shape>
         </w:pict>
@@ -10542,7 +10494,7 @@
           <w:noProof/>
         </w:rPr>
         <w:pict w14:anchorId="1B90BD0F">
-          <v:shape id="Picture 6" o:spid="_x0000_i1051" type="#_x0000_t75" style="width:410.7pt;height:362.5pt;visibility:visible;mso-wrap-style:square">
+          <v:shape id="Picture 6" o:spid="_x0000_i1028" type="#_x0000_t75" style="width:410.7pt;height:362.5pt;visibility:visible;mso-wrap-style:square">
             <v:imagedata r:id="rId11" o:title=""/>
           </v:shape>
         </w:pict>
@@ -10607,11 +10559,6 @@
       <w:bookmarkEnd w:id="48"/>
     </w:p>
     <w:p>
-      <w:pPr>
-        <w:rPr>
-          <w:rFonts w:hint="eastAsia"/>
-        </w:rPr>
-      </w:pPr>
       <w:r>
         <w:t>围绕</w:t>
       </w:r>
@@ -11183,13 +11130,7 @@
         </w:tc>
       </w:tr>
     </w:tbl>
-    <w:p>
-      <w:pPr>
-        <w:rPr>
-          <w:rFonts w:hint="eastAsia"/>
-        </w:rPr>
-      </w:pPr>
-    </w:p>
+    <w:p/>
     <w:p>
       <w:pPr>
         <w:pStyle w:val="30"/>
@@ -11587,6 +11528,7 @@
     </w:p>
     <w:p>
       <w:pPr>
+        <w:ind w:firstLine="0"/>
         <w:jc w:val="center"/>
       </w:pPr>
       <w:r>
@@ -11594,7 +11536,7 @@
           <w:noProof/>
         </w:rPr>
         <w:pict w14:anchorId="3E1AD9D8">
-          <v:shape id="Picture 8" o:spid="_x0000_i1050" type="#_x0000_t75" style="width:424.5pt;height:62.6pt;visibility:visible;mso-wrap-style:square">
+          <v:shape id="Picture 8" o:spid="_x0000_i1029" type="#_x0000_t75" style="width:480.2pt;height:70.75pt;visibility:visible;mso-wrap-style:square">
             <v:imagedata r:id="rId12" o:title=""/>
           </v:shape>
         </w:pict>
@@ -11626,13 +11568,7 @@
         <w:t>两阶段联合训练结果对比</w:t>
       </w:r>
     </w:p>
-    <w:p>
-      <w:pPr>
-        <w:rPr>
-          <w:rFonts w:hint="eastAsia"/>
-        </w:rPr>
-      </w:pPr>
-    </w:p>
+    <w:p/>
     <w:p>
       <w:pPr>
         <w:jc w:val="center"/>
@@ -11642,7 +11578,7 @@
           <w:noProof/>
         </w:rPr>
         <w:pict w14:anchorId="5C35AF66">
-          <v:shape id="Picture 9" o:spid="_x0000_i1049" type="#_x0000_t75" style="width:382.55pt;height:155.9pt;visibility:visible;mso-wrap-style:square">
+          <v:shape id="Picture 9" o:spid="_x0000_i1030" type="#_x0000_t75" style="width:382.55pt;height:155.9pt;visibility:visible;mso-wrap-style:square">
             <v:imagedata r:id="rId13" o:title=""/>
           </v:shape>
         </w:pict>
